--- a/Documentos/Laboratorio/Entrega/Anexo2-Calidad.docx
+++ b/Documentos/Laboratorio/Entrega/Anexo2-Calidad.docx
@@ -199,21 +199,19 @@
           <w:b/>
           <w:u w:val="single"/>
         </w:rPr>
-        <w:t>F</w:t>
+        <w:t>Factores de calidad considerados:</w:t>
       </w:r>
       <w:r>
         <w:rPr>
           <w:b/>
           <w:u w:val="single"/>
         </w:rPr>
-        <w:t xml:space="preserve">actores de calidad </w:t>
       </w:r>
       <w:r>
         <w:rPr>
           <w:b/>
           <w:u w:val="single"/>
         </w:rPr>
-        <w:t xml:space="preserve">considerados </w:t>
       </w:r>
       <w:r>
         <w:rPr>
@@ -221,7 +219,6 @@
           <w:i/>
           <w:u w:val="single"/>
         </w:rPr>
-        <w:t xml:space="preserve">(Se </w:t>
       </w:r>
       <w:r>
         <w:rPr>
@@ -229,7 +226,6 @@
           <w:i/>
           <w:u w:val="single"/>
         </w:rPr>
-        <w:t>incluyen</w:t>
       </w:r>
       <w:r>
         <w:rPr>
@@ -237,7 +233,6 @@
           <w:i/>
           <w:u w:val="single"/>
         </w:rPr>
-        <w:t xml:space="preserve"> datos puntuales a modo de ejemplo)</w:t>
       </w:r>
     </w:p>
     <w:p>
@@ -1306,21 +1301,19 @@
           <w:sz w:val="24"/>
           <w:szCs w:val="24"/>
         </w:rPr>
-        <w:t xml:space="preserve">El Equipo de Proyecto completará esta tabla consignando los factores y atributos de calidad que se establecieron para </w:t>
+        <w:t>ISO/IEC 25010:2023 (calidad del producto), ISO/IEC 25059:2023 (calidad de sistemas de IA) e ISO/IEC 25012 (calidad de datos). El estado y el motivo que declara el autor por atributo están en el Anexo 1.</w:t>
       </w:r>
       <w:r>
         <w:rPr>
           <w:sz w:val="24"/>
           <w:szCs w:val="24"/>
         </w:rPr>
-        <w:t>e</w:t>
       </w:r>
       <w:r>
         <w:rPr>
           <w:sz w:val="24"/>
           <w:szCs w:val="24"/>
         </w:rPr>
-        <w:t>l proyecto, en el orden que establece el estándar para facilitar la evaluación.</w:t>
       </w:r>
     </w:p>
     <w:sectPr>
@@ -1433,7 +1426,7 @@
         <w:i/>
         <w:iCs/>
       </w:rPr>
-      <w:t>Ciclo Lectivo 202</w:t>
+      <w:t>Ciclo Lectivo 2026</w:t>
     </w:r>
     <w:r>
       <w:rPr>
@@ -1441,7 +1434,6 @@
         <w:i/>
         <w:iCs/>
       </w:rPr>
-      <w:t>5</w:t>
     </w:r>
   </w:p>
   <w:p>

--- a/Documentos/Laboratorio/Entrega/Anexo2-Calidad.docx
+++ b/Documentos/Laboratorio/Entrega/Anexo2-Calidad.docx
@@ -251,11 +251,11 @@
         <w:tblLook w:val="04A0" w:firstRow="1" w:lastRow="0" w:firstColumn="1" w:lastColumn="0" w:noHBand="0" w:noVBand="1"/>
       </w:tblPr>
       <w:tblGrid>
-        <w:gridCol w:w="1829"/>
+        <w:gridCol w:w="1700"/>
         <w:gridCol w:w="1736"/>
-        <w:gridCol w:w="1696"/>
-        <w:gridCol w:w="1556"/>
-        <w:gridCol w:w="2527"/>
+        <w:gridCol w:w="2200"/>
+        <w:gridCol w:w="1500"/>
+        <w:gridCol w:w="2208"/>
       </w:tblGrid>
       <w:tr>
         <w:trPr>
@@ -330,7 +330,7 @@
         </w:trPr>
         <w:tc>
           <w:tcPr>
-            <w:tcW w:w="1838" w:type="dxa"/>
+            <w:tcW w:w="1700" w:type="dxa"/>
             <w:vAlign w:val="center"/>
           </w:tcPr>
           <w:p>
@@ -348,7 +348,7 @@
         </w:tc>
         <w:tc>
           <w:tcPr>
-            <w:tcW w:w="1701" w:type="dxa"/>
+            <w:tcW w:w="1736" w:type="dxa"/>
             <w:vAlign w:val="center"/>
           </w:tcPr>
           <w:p>
@@ -378,7 +378,7 @@
         </w:tc>
         <w:tc>
           <w:tcPr>
-            <w:tcW w:w="1701" w:type="dxa"/>
+            <w:tcW w:w="2200" w:type="dxa"/>
             <w:vAlign w:val="center"/>
           </w:tcPr>
           <w:p>
@@ -396,7 +396,7 @@
         </w:tc>
         <w:tc>
           <w:tcPr>
-            <w:tcW w:w="1559" w:type="dxa"/>
+            <w:tcW w:w="1500" w:type="dxa"/>
           </w:tcPr>
           <w:p>
             <w:pPr>
@@ -413,7 +413,7 @@
         </w:tc>
         <w:tc>
           <w:tcPr>
-            <w:tcW w:w="2545" w:type="dxa"/>
+            <w:tcW w:w="2208" w:type="dxa"/>
             <w:vAlign w:val="center"/>
           </w:tcPr>
           <w:p>
@@ -437,7 +437,7 @@
       <w:tr>
         <w:tc>
           <w:tcPr>
-            <w:tcW w:type="dxa" w:w="1829"/>
+            <w:tcW w:type="dxa" w:w="1700"/>
           </w:tcPr>
           <w:p>
             <w:r>
@@ -457,23 +457,27 @@
         </w:tc>
         <w:tc>
           <w:tcPr>
-            <w:tcW w:type="dxa" w:w="1696"/>
-          </w:tcPr>
-          <w:p>
-            <w:r/>
-          </w:p>
-        </w:tc>
-        <w:tc>
-          <w:tcPr>
-            <w:tcW w:type="dxa" w:w="1556"/>
-          </w:tcPr>
-          <w:p>
-            <w:r/>
-          </w:p>
-        </w:tc>
-        <w:tc>
-          <w:tcPr>
-            <w:tcW w:type="dxa" w:w="2527"/>
+            <w:tcW w:type="dxa" w:w="2200"/>
+          </w:tcPr>
+          <w:p>
+            <w:r>
+              <w:t>A - Implementado satisfactoriamente</w:t>
+            </w:r>
+          </w:p>
+        </w:tc>
+        <w:tc>
+          <w:tcPr>
+            <w:tcW w:type="dxa" w:w="1500"/>
+          </w:tcPr>
+          <w:p>
+            <w:r>
+              <w:t>Muy bueno</w:t>
+            </w:r>
+          </w:p>
+        </w:tc>
+        <w:tc>
+          <w:tcPr>
+            <w:tcW w:type="dxa" w:w="2208"/>
           </w:tcPr>
           <w:p>
             <w:r/>
@@ -483,7 +487,7 @@
       <w:tr>
         <w:tc>
           <w:tcPr>
-            <w:tcW w:type="dxa" w:w="1829"/>
+            <w:tcW w:type="dxa" w:w="1700"/>
           </w:tcPr>
           <w:p>
             <w:r>
@@ -503,23 +507,27 @@
         </w:tc>
         <w:tc>
           <w:tcPr>
-            <w:tcW w:type="dxa" w:w="1696"/>
-          </w:tcPr>
-          <w:p>
-            <w:r/>
-          </w:p>
-        </w:tc>
-        <w:tc>
-          <w:tcPr>
-            <w:tcW w:type="dxa" w:w="1556"/>
-          </w:tcPr>
-          <w:p>
-            <w:r/>
-          </w:p>
-        </w:tc>
-        <w:tc>
-          <w:tcPr>
-            <w:tcW w:type="dxa" w:w="2527"/>
+            <w:tcW w:type="dxa" w:w="2200"/>
+          </w:tcPr>
+          <w:p>
+            <w:r>
+              <w:t>A - Implementado satisfactoriamente</w:t>
+            </w:r>
+          </w:p>
+        </w:tc>
+        <w:tc>
+          <w:tcPr>
+            <w:tcW w:type="dxa" w:w="1500"/>
+          </w:tcPr>
+          <w:p>
+            <w:r>
+              <w:t>Muy bueno</w:t>
+            </w:r>
+          </w:p>
+        </w:tc>
+        <w:tc>
+          <w:tcPr>
+            <w:tcW w:type="dxa" w:w="2208"/>
           </w:tcPr>
           <w:p>
             <w:r/>
@@ -529,7 +537,7 @@
       <w:tr>
         <w:tc>
           <w:tcPr>
-            <w:tcW w:type="dxa" w:w="1829"/>
+            <w:tcW w:type="dxa" w:w="1700"/>
           </w:tcPr>
           <w:p>
             <w:r>
@@ -549,23 +557,27 @@
         </w:tc>
         <w:tc>
           <w:tcPr>
-            <w:tcW w:type="dxa" w:w="1696"/>
-          </w:tcPr>
-          <w:p>
-            <w:r/>
-          </w:p>
-        </w:tc>
-        <w:tc>
-          <w:tcPr>
-            <w:tcW w:type="dxa" w:w="1556"/>
-          </w:tcPr>
-          <w:p>
-            <w:r/>
-          </w:p>
-        </w:tc>
-        <w:tc>
-          <w:tcPr>
-            <w:tcW w:type="dxa" w:w="2527"/>
+            <w:tcW w:type="dxa" w:w="2200"/>
+          </w:tcPr>
+          <w:p>
+            <w:r>
+              <w:t>A - Implementado satisfactoriamente</w:t>
+            </w:r>
+          </w:p>
+        </w:tc>
+        <w:tc>
+          <w:tcPr>
+            <w:tcW w:type="dxa" w:w="1500"/>
+          </w:tcPr>
+          <w:p>
+            <w:r>
+              <w:t>Muy bueno</w:t>
+            </w:r>
+          </w:p>
+        </w:tc>
+        <w:tc>
+          <w:tcPr>
+            <w:tcW w:type="dxa" w:w="2208"/>
           </w:tcPr>
           <w:p>
             <w:r/>
@@ -575,7 +587,7 @@
       <w:tr>
         <w:tc>
           <w:tcPr>
-            <w:tcW w:type="dxa" w:w="1829"/>
+            <w:tcW w:type="dxa" w:w="1700"/>
           </w:tcPr>
           <w:p>
             <w:r>
@@ -595,23 +607,27 @@
         </w:tc>
         <w:tc>
           <w:tcPr>
-            <w:tcW w:type="dxa" w:w="1696"/>
-          </w:tcPr>
-          <w:p>
-            <w:r/>
-          </w:p>
-        </w:tc>
-        <w:tc>
-          <w:tcPr>
-            <w:tcW w:type="dxa" w:w="1556"/>
-          </w:tcPr>
-          <w:p>
-            <w:r/>
-          </w:p>
-        </w:tc>
-        <w:tc>
-          <w:tcPr>
-            <w:tcW w:type="dxa" w:w="2527"/>
+            <w:tcW w:type="dxa" w:w="2200"/>
+          </w:tcPr>
+          <w:p>
+            <w:r>
+              <w:t>A - Implementado satisfactoriamente</w:t>
+            </w:r>
+          </w:p>
+        </w:tc>
+        <w:tc>
+          <w:tcPr>
+            <w:tcW w:type="dxa" w:w="1500"/>
+          </w:tcPr>
+          <w:p>
+            <w:r>
+              <w:t>Muy bueno</w:t>
+            </w:r>
+          </w:p>
+        </w:tc>
+        <w:tc>
+          <w:tcPr>
+            <w:tcW w:type="dxa" w:w="2208"/>
           </w:tcPr>
           <w:p>
             <w:r/>
@@ -621,7 +637,7 @@
       <w:tr>
         <w:tc>
           <w:tcPr>
-            <w:tcW w:type="dxa" w:w="1829"/>
+            <w:tcW w:type="dxa" w:w="1700"/>
           </w:tcPr>
           <w:p>
             <w:r>
@@ -641,23 +657,27 @@
         </w:tc>
         <w:tc>
           <w:tcPr>
-            <w:tcW w:type="dxa" w:w="1696"/>
-          </w:tcPr>
-          <w:p>
-            <w:r/>
-          </w:p>
-        </w:tc>
-        <w:tc>
-          <w:tcPr>
-            <w:tcW w:type="dxa" w:w="1556"/>
-          </w:tcPr>
-          <w:p>
-            <w:r/>
-          </w:p>
-        </w:tc>
-        <w:tc>
-          <w:tcPr>
-            <w:tcW w:type="dxa" w:w="2527"/>
+            <w:tcW w:type="dxa" w:w="2200"/>
+          </w:tcPr>
+          <w:p>
+            <w:r>
+              <w:t>B - Implementado con observaciones (partes en A, B y C; el detalle está en el Anexo 1)</w:t>
+            </w:r>
+          </w:p>
+        </w:tc>
+        <w:tc>
+          <w:tcPr>
+            <w:tcW w:type="dxa" w:w="1500"/>
+          </w:tcPr>
+          <w:p>
+            <w:r>
+              <w:t>Bueno</w:t>
+            </w:r>
+          </w:p>
+        </w:tc>
+        <w:tc>
+          <w:tcPr>
+            <w:tcW w:type="dxa" w:w="2208"/>
           </w:tcPr>
           <w:p>
             <w:r/>
@@ -667,7 +687,7 @@
       <w:tr>
         <w:tc>
           <w:tcPr>
-            <w:tcW w:type="dxa" w:w="1829"/>
+            <w:tcW w:type="dxa" w:w="1700"/>
           </w:tcPr>
           <w:p>
             <w:r>
@@ -687,23 +707,27 @@
         </w:tc>
         <w:tc>
           <w:tcPr>
-            <w:tcW w:type="dxa" w:w="1696"/>
-          </w:tcPr>
-          <w:p>
-            <w:r/>
-          </w:p>
-        </w:tc>
-        <w:tc>
-          <w:tcPr>
-            <w:tcW w:type="dxa" w:w="1556"/>
-          </w:tcPr>
-          <w:p>
-            <w:r/>
-          </w:p>
-        </w:tc>
-        <w:tc>
-          <w:tcPr>
-            <w:tcW w:type="dxa" w:w="2527"/>
+            <w:tcW w:type="dxa" w:w="2200"/>
+          </w:tcPr>
+          <w:p>
+            <w:r>
+              <w:t>A - Implementado satisfactoriamente</w:t>
+            </w:r>
+          </w:p>
+        </w:tc>
+        <w:tc>
+          <w:tcPr>
+            <w:tcW w:type="dxa" w:w="1500"/>
+          </w:tcPr>
+          <w:p>
+            <w:r>
+              <w:t>Muy bueno</w:t>
+            </w:r>
+          </w:p>
+        </w:tc>
+        <w:tc>
+          <w:tcPr>
+            <w:tcW w:type="dxa" w:w="2208"/>
           </w:tcPr>
           <w:p>
             <w:r/>
@@ -713,7 +737,7 @@
       <w:tr>
         <w:tc>
           <w:tcPr>
-            <w:tcW w:type="dxa" w:w="1829"/>
+            <w:tcW w:type="dxa" w:w="1700"/>
           </w:tcPr>
           <w:p>
             <w:r>
@@ -733,23 +757,27 @@
         </w:tc>
         <w:tc>
           <w:tcPr>
-            <w:tcW w:type="dxa" w:w="1696"/>
-          </w:tcPr>
-          <w:p>
-            <w:r/>
-          </w:p>
-        </w:tc>
-        <w:tc>
-          <w:tcPr>
-            <w:tcW w:type="dxa" w:w="1556"/>
-          </w:tcPr>
-          <w:p>
-            <w:r/>
-          </w:p>
-        </w:tc>
-        <w:tc>
-          <w:tcPr>
-            <w:tcW w:type="dxa" w:w="2527"/>
+            <w:tcW w:type="dxa" w:w="2200"/>
+          </w:tcPr>
+          <w:p>
+            <w:r>
+              <w:t>A - Implementado satisfactoriamente</w:t>
+            </w:r>
+          </w:p>
+        </w:tc>
+        <w:tc>
+          <w:tcPr>
+            <w:tcW w:type="dxa" w:w="1500"/>
+          </w:tcPr>
+          <w:p>
+            <w:r>
+              <w:t>Muy bueno</w:t>
+            </w:r>
+          </w:p>
+        </w:tc>
+        <w:tc>
+          <w:tcPr>
+            <w:tcW w:type="dxa" w:w="2208"/>
           </w:tcPr>
           <w:p>
             <w:r/>
@@ -759,7 +787,7 @@
       <w:tr>
         <w:tc>
           <w:tcPr>
-            <w:tcW w:type="dxa" w:w="1829"/>
+            <w:tcW w:type="dxa" w:w="1700"/>
           </w:tcPr>
           <w:p>
             <w:r>
@@ -779,23 +807,27 @@
         </w:tc>
         <w:tc>
           <w:tcPr>
-            <w:tcW w:type="dxa" w:w="1696"/>
-          </w:tcPr>
-          <w:p>
-            <w:r/>
-          </w:p>
-        </w:tc>
-        <w:tc>
-          <w:tcPr>
-            <w:tcW w:type="dxa" w:w="1556"/>
-          </w:tcPr>
-          <w:p>
-            <w:r/>
-          </w:p>
-        </w:tc>
-        <w:tc>
-          <w:tcPr>
-            <w:tcW w:type="dxa" w:w="2527"/>
+            <w:tcW w:type="dxa" w:w="2200"/>
+          </w:tcPr>
+          <w:p>
+            <w:r>
+              <w:t>A - Implementado satisfactoriamente</w:t>
+            </w:r>
+          </w:p>
+        </w:tc>
+        <w:tc>
+          <w:tcPr>
+            <w:tcW w:type="dxa" w:w="1500"/>
+          </w:tcPr>
+          <w:p>
+            <w:r>
+              <w:t>Muy bueno</w:t>
+            </w:r>
+          </w:p>
+        </w:tc>
+        <w:tc>
+          <w:tcPr>
+            <w:tcW w:type="dxa" w:w="2208"/>
           </w:tcPr>
           <w:p>
             <w:r/>
@@ -805,7 +837,7 @@
       <w:tr>
         <w:tc>
           <w:tcPr>
-            <w:tcW w:type="dxa" w:w="1829"/>
+            <w:tcW w:type="dxa" w:w="1700"/>
           </w:tcPr>
           <w:p>
             <w:r>
@@ -825,23 +857,27 @@
         </w:tc>
         <w:tc>
           <w:tcPr>
-            <w:tcW w:type="dxa" w:w="1696"/>
-          </w:tcPr>
-          <w:p>
-            <w:r/>
-          </w:p>
-        </w:tc>
-        <w:tc>
-          <w:tcPr>
-            <w:tcW w:type="dxa" w:w="1556"/>
-          </w:tcPr>
-          <w:p>
-            <w:r/>
-          </w:p>
-        </w:tc>
-        <w:tc>
-          <w:tcPr>
-            <w:tcW w:type="dxa" w:w="2527"/>
+            <w:tcW w:type="dxa" w:w="2200"/>
+          </w:tcPr>
+          <w:p>
+            <w:r>
+              <w:t>A - Implementado satisfactoriamente</w:t>
+            </w:r>
+          </w:p>
+        </w:tc>
+        <w:tc>
+          <w:tcPr>
+            <w:tcW w:type="dxa" w:w="1500"/>
+          </w:tcPr>
+          <w:p>
+            <w:r>
+              <w:t>Muy bueno</w:t>
+            </w:r>
+          </w:p>
+        </w:tc>
+        <w:tc>
+          <w:tcPr>
+            <w:tcW w:type="dxa" w:w="2208"/>
           </w:tcPr>
           <w:p>
             <w:r/>
@@ -851,7 +887,7 @@
       <w:tr>
         <w:tc>
           <w:tcPr>
-            <w:tcW w:type="dxa" w:w="1829"/>
+            <w:tcW w:type="dxa" w:w="1700"/>
           </w:tcPr>
           <w:p>
             <w:r>
@@ -871,23 +907,27 @@
         </w:tc>
         <w:tc>
           <w:tcPr>
-            <w:tcW w:type="dxa" w:w="1696"/>
-          </w:tcPr>
-          <w:p>
-            <w:r/>
-          </w:p>
-        </w:tc>
-        <w:tc>
-          <w:tcPr>
-            <w:tcW w:type="dxa" w:w="1556"/>
-          </w:tcPr>
-          <w:p>
-            <w:r/>
-          </w:p>
-        </w:tc>
-        <w:tc>
-          <w:tcPr>
-            <w:tcW w:type="dxa" w:w="2527"/>
+            <w:tcW w:type="dxa" w:w="2200"/>
+          </w:tcPr>
+          <w:p>
+            <w:r>
+              <w:t>A - Implementado satisfactoriamente</w:t>
+            </w:r>
+          </w:p>
+        </w:tc>
+        <w:tc>
+          <w:tcPr>
+            <w:tcW w:type="dxa" w:w="1500"/>
+          </w:tcPr>
+          <w:p>
+            <w:r>
+              <w:t>Bueno</w:t>
+            </w:r>
+          </w:p>
+        </w:tc>
+        <w:tc>
+          <w:tcPr>
+            <w:tcW w:type="dxa" w:w="2208"/>
           </w:tcPr>
           <w:p>
             <w:r/>
@@ -897,7 +937,7 @@
       <w:tr>
         <w:tc>
           <w:tcPr>
-            <w:tcW w:type="dxa" w:w="1829"/>
+            <w:tcW w:type="dxa" w:w="1700"/>
           </w:tcPr>
           <w:p>
             <w:r>
@@ -917,23 +957,27 @@
         </w:tc>
         <w:tc>
           <w:tcPr>
-            <w:tcW w:type="dxa" w:w="1696"/>
-          </w:tcPr>
-          <w:p>
-            <w:r/>
-          </w:p>
-        </w:tc>
-        <w:tc>
-          <w:tcPr>
-            <w:tcW w:type="dxa" w:w="1556"/>
-          </w:tcPr>
-          <w:p>
-            <w:r/>
-          </w:p>
-        </w:tc>
-        <w:tc>
-          <w:tcPr>
-            <w:tcW w:type="dxa" w:w="2527"/>
+            <w:tcW w:type="dxa" w:w="2200"/>
+          </w:tcPr>
+          <w:p>
+            <w:r>
+              <w:t>B - Implementado con observaciones</w:t>
+            </w:r>
+          </w:p>
+        </w:tc>
+        <w:tc>
+          <w:tcPr>
+            <w:tcW w:type="dxa" w:w="1500"/>
+          </w:tcPr>
+          <w:p>
+            <w:r>
+              <w:t>Bueno</w:t>
+            </w:r>
+          </w:p>
+        </w:tc>
+        <w:tc>
+          <w:tcPr>
+            <w:tcW w:type="dxa" w:w="2208"/>
           </w:tcPr>
           <w:p>
             <w:r/>
@@ -943,7 +987,7 @@
       <w:tr>
         <w:tc>
           <w:tcPr>
-            <w:tcW w:type="dxa" w:w="1829"/>
+            <w:tcW w:type="dxa" w:w="1700"/>
           </w:tcPr>
           <w:p>
             <w:r>
@@ -963,23 +1007,27 @@
         </w:tc>
         <w:tc>
           <w:tcPr>
-            <w:tcW w:type="dxa" w:w="1696"/>
-          </w:tcPr>
-          <w:p>
-            <w:r/>
-          </w:p>
-        </w:tc>
-        <w:tc>
-          <w:tcPr>
-            <w:tcW w:type="dxa" w:w="1556"/>
-          </w:tcPr>
-          <w:p>
-            <w:r/>
-          </w:p>
-        </w:tc>
-        <w:tc>
-          <w:tcPr>
-            <w:tcW w:type="dxa" w:w="2527"/>
+            <w:tcW w:type="dxa" w:w="2200"/>
+          </w:tcPr>
+          <w:p>
+            <w:r>
+              <w:t>A - Implementado satisfactoriamente</w:t>
+            </w:r>
+          </w:p>
+        </w:tc>
+        <w:tc>
+          <w:tcPr>
+            <w:tcW w:type="dxa" w:w="1500"/>
+          </w:tcPr>
+          <w:p>
+            <w:r>
+              <w:t>Bueno</w:t>
+            </w:r>
+          </w:p>
+        </w:tc>
+        <w:tc>
+          <w:tcPr>
+            <w:tcW w:type="dxa" w:w="2208"/>
           </w:tcPr>
           <w:p>
             <w:r/>
@@ -989,7 +1037,7 @@
       <w:tr>
         <w:tc>
           <w:tcPr>
-            <w:tcW w:type="dxa" w:w="1829"/>
+            <w:tcW w:type="dxa" w:w="1700"/>
           </w:tcPr>
           <w:p>
             <w:r>
@@ -1009,23 +1057,27 @@
         </w:tc>
         <w:tc>
           <w:tcPr>
-            <w:tcW w:type="dxa" w:w="1696"/>
-          </w:tcPr>
-          <w:p>
-            <w:r/>
-          </w:p>
-        </w:tc>
-        <w:tc>
-          <w:tcPr>
-            <w:tcW w:type="dxa" w:w="1556"/>
-          </w:tcPr>
-          <w:p>
-            <w:r/>
-          </w:p>
-        </w:tc>
-        <w:tc>
-          <w:tcPr>
-            <w:tcW w:type="dxa" w:w="2527"/>
+            <w:tcW w:type="dxa" w:w="2200"/>
+          </w:tcPr>
+          <w:p>
+            <w:r>
+              <w:t>A - Implementado satisfactoriamente</w:t>
+            </w:r>
+          </w:p>
+        </w:tc>
+        <w:tc>
+          <w:tcPr>
+            <w:tcW w:type="dxa" w:w="1500"/>
+          </w:tcPr>
+          <w:p>
+            <w:r>
+              <w:t>Muy bueno</w:t>
+            </w:r>
+          </w:p>
+        </w:tc>
+        <w:tc>
+          <w:tcPr>
+            <w:tcW w:type="dxa" w:w="2208"/>
           </w:tcPr>
           <w:p>
             <w:r/>
@@ -1035,7 +1087,7 @@
       <w:tr>
         <w:tc>
           <w:tcPr>
-            <w:tcW w:type="dxa" w:w="1829"/>
+            <w:tcW w:type="dxa" w:w="1700"/>
           </w:tcPr>
           <w:p>
             <w:r>
@@ -1055,23 +1107,27 @@
         </w:tc>
         <w:tc>
           <w:tcPr>
-            <w:tcW w:type="dxa" w:w="1696"/>
-          </w:tcPr>
-          <w:p>
-            <w:r/>
-          </w:p>
-        </w:tc>
-        <w:tc>
-          <w:tcPr>
-            <w:tcW w:type="dxa" w:w="1556"/>
-          </w:tcPr>
-          <w:p>
-            <w:r/>
-          </w:p>
-        </w:tc>
-        <w:tc>
-          <w:tcPr>
-            <w:tcW w:type="dxa" w:w="2527"/>
+            <w:tcW w:type="dxa" w:w="2200"/>
+          </w:tcPr>
+          <w:p>
+            <w:r>
+              <w:t>A - Implementado satisfactoriamente</w:t>
+            </w:r>
+          </w:p>
+        </w:tc>
+        <w:tc>
+          <w:tcPr>
+            <w:tcW w:type="dxa" w:w="1500"/>
+          </w:tcPr>
+          <w:p>
+            <w:r>
+              <w:t>Muy bueno</w:t>
+            </w:r>
+          </w:p>
+        </w:tc>
+        <w:tc>
+          <w:tcPr>
+            <w:tcW w:type="dxa" w:w="2208"/>
           </w:tcPr>
           <w:p>
             <w:r/>
@@ -1081,7 +1137,7 @@
       <w:tr>
         <w:tc>
           <w:tcPr>
-            <w:tcW w:type="dxa" w:w="1829"/>
+            <w:tcW w:type="dxa" w:w="1700"/>
           </w:tcPr>
           <w:p>
             <w:r>
@@ -1101,23 +1157,27 @@
         </w:tc>
         <w:tc>
           <w:tcPr>
-            <w:tcW w:type="dxa" w:w="1696"/>
-          </w:tcPr>
-          <w:p>
-            <w:r/>
-          </w:p>
-        </w:tc>
-        <w:tc>
-          <w:tcPr>
-            <w:tcW w:type="dxa" w:w="1556"/>
-          </w:tcPr>
-          <w:p>
-            <w:r/>
-          </w:p>
-        </w:tc>
-        <w:tc>
-          <w:tcPr>
-            <w:tcW w:type="dxa" w:w="2527"/>
+            <w:tcW w:type="dxa" w:w="2200"/>
+          </w:tcPr>
+          <w:p>
+            <w:r>
+              <w:t>A - Implementado satisfactoriamente</w:t>
+            </w:r>
+          </w:p>
+        </w:tc>
+        <w:tc>
+          <w:tcPr>
+            <w:tcW w:type="dxa" w:w="1500"/>
+          </w:tcPr>
+          <w:p>
+            <w:r>
+              <w:t>Muy bueno</w:t>
+            </w:r>
+          </w:p>
+        </w:tc>
+        <w:tc>
+          <w:tcPr>
+            <w:tcW w:type="dxa" w:w="2208"/>
           </w:tcPr>
           <w:p>
             <w:r/>
@@ -1127,7 +1187,7 @@
       <w:tr>
         <w:tc>
           <w:tcPr>
-            <w:tcW w:type="dxa" w:w="1829"/>
+            <w:tcW w:type="dxa" w:w="1700"/>
           </w:tcPr>
           <w:p>
             <w:r>
@@ -1147,23 +1207,27 @@
         </w:tc>
         <w:tc>
           <w:tcPr>
-            <w:tcW w:type="dxa" w:w="1696"/>
-          </w:tcPr>
-          <w:p>
-            <w:r/>
-          </w:p>
-        </w:tc>
-        <w:tc>
-          <w:tcPr>
-            <w:tcW w:type="dxa" w:w="1556"/>
-          </w:tcPr>
-          <w:p>
-            <w:r/>
-          </w:p>
-        </w:tc>
-        <w:tc>
-          <w:tcPr>
-            <w:tcW w:type="dxa" w:w="2527"/>
+            <w:tcW w:type="dxa" w:w="2200"/>
+          </w:tcPr>
+          <w:p>
+            <w:r>
+              <w:t>A - Implementado satisfactoriamente</w:t>
+            </w:r>
+          </w:p>
+        </w:tc>
+        <w:tc>
+          <w:tcPr>
+            <w:tcW w:type="dxa" w:w="1500"/>
+          </w:tcPr>
+          <w:p>
+            <w:r>
+              <w:t>Muy bueno</w:t>
+            </w:r>
+          </w:p>
+        </w:tc>
+        <w:tc>
+          <w:tcPr>
+            <w:tcW w:type="dxa" w:w="2208"/>
           </w:tcPr>
           <w:p>
             <w:r/>
@@ -1173,7 +1237,7 @@
       <w:tr>
         <w:tc>
           <w:tcPr>
-            <w:tcW w:type="dxa" w:w="1829"/>
+            <w:tcW w:type="dxa" w:w="1700"/>
           </w:tcPr>
           <w:p>
             <w:r>
@@ -1193,23 +1257,27 @@
         </w:tc>
         <w:tc>
           <w:tcPr>
-            <w:tcW w:type="dxa" w:w="1696"/>
-          </w:tcPr>
-          <w:p>
-            <w:r/>
-          </w:p>
-        </w:tc>
-        <w:tc>
-          <w:tcPr>
-            <w:tcW w:type="dxa" w:w="1556"/>
-          </w:tcPr>
-          <w:p>
-            <w:r/>
-          </w:p>
-        </w:tc>
-        <w:tc>
-          <w:tcPr>
-            <w:tcW w:type="dxa" w:w="2527"/>
+            <w:tcW w:type="dxa" w:w="2200"/>
+          </w:tcPr>
+          <w:p>
+            <w:r>
+              <w:t>A - Implementado satisfactoriamente</w:t>
+            </w:r>
+          </w:p>
+        </w:tc>
+        <w:tc>
+          <w:tcPr>
+            <w:tcW w:type="dxa" w:w="1500"/>
+          </w:tcPr>
+          <w:p>
+            <w:r>
+              <w:t>Muy bueno</w:t>
+            </w:r>
+          </w:p>
+        </w:tc>
+        <w:tc>
+          <w:tcPr>
+            <w:tcW w:type="dxa" w:w="2208"/>
           </w:tcPr>
           <w:p>
             <w:r/>
@@ -1219,7 +1287,7 @@
       <w:tr>
         <w:tc>
           <w:tcPr>
-            <w:tcW w:type="dxa" w:w="1829"/>
+            <w:tcW w:type="dxa" w:w="1700"/>
           </w:tcPr>
           <w:p>
             <w:r>
@@ -1239,23 +1307,27 @@
         </w:tc>
         <w:tc>
           <w:tcPr>
-            <w:tcW w:type="dxa" w:w="1696"/>
-          </w:tcPr>
-          <w:p>
-            <w:r/>
-          </w:p>
-        </w:tc>
-        <w:tc>
-          <w:tcPr>
-            <w:tcW w:type="dxa" w:w="1556"/>
-          </w:tcPr>
-          <w:p>
-            <w:r/>
-          </w:p>
-        </w:tc>
-        <w:tc>
-          <w:tcPr>
-            <w:tcW w:type="dxa" w:w="2527"/>
+            <w:tcW w:type="dxa" w:w="2200"/>
+          </w:tcPr>
+          <w:p>
+            <w:r>
+              <w:t>A - Implementado satisfactoriamente</w:t>
+            </w:r>
+          </w:p>
+        </w:tc>
+        <w:tc>
+          <w:tcPr>
+            <w:tcW w:type="dxa" w:w="1500"/>
+          </w:tcPr>
+          <w:p>
+            <w:r>
+              <w:t>Muy bueno</w:t>
+            </w:r>
+          </w:p>
+        </w:tc>
+        <w:tc>
+          <w:tcPr>
+            <w:tcW w:type="dxa" w:w="2208"/>
           </w:tcPr>
           <w:p>
             <w:r/>
